--- a/public/template/Balance_des_comptes.docx
+++ b/public/template/Balance_des_comptes.docx
@@ -7,7 +7,7 @@
       <w:tblPr>
         <w:tblW w:w="9752" w:type="dxa"/>
         <w:jc w:val="left"/>
-        <w:tblInd w:w="108" w:type="dxa"/>
+        <w:tblInd w:w="188" w:type="dxa"/>
         <w:tblCellMar>
           <w:top w:w="80" w:type="dxa"/>
           <w:left w:w="80" w:type="dxa"/>
@@ -39,18 +39,20 @@
                 <w:tab w:val="clear" w:pos="9072"/>
               </w:tabs>
               <w:rPr>
+                <w:sz w:val="22"/>
+                <w:szCs w:val="22"/>
+              </w:rPr>
+            </w:pPr>
+            <w:r>
+              <w:rPr>
                 <w:rFonts w:ascii="Tahoma" w:hAnsi="Tahoma"/>
-                <w:b/>
-                <w:b/>
+                <w:b w:val="false"/>
+                <w:bCs w:val="false"/>
+                <w:sz w:val="22"/>
+                <w:szCs w:val="22"/>
                 <w:lang w:val="de-DE"/>
               </w:rPr>
-            </w:pPr>
-            <w:r>
-              <w:rPr>
-                <w:rFonts w:ascii="Tahoma" w:hAnsi="Tahoma"/>
-                <w:lang w:val="de-DE"/>
-              </w:rPr>
-              <w:t>KIWI Consulting EDV Beratung GmbH</w:t>
+              <w:t>Balance des comptes</w:t>
             </w:r>
           </w:p>
         </w:tc>
@@ -266,18 +268,18 @@
                 <w:tab w:val="clear" w:pos="4536"/>
                 <w:tab w:val="clear" w:pos="9072"/>
               </w:tabs>
-              <w:rPr/>
-            </w:pPr>
-            <w:r>
               <w:rPr>
                 <w:rFonts w:ascii="Tahoma" w:hAnsi="Tahoma"/>
+                <w:b w:val="false"/>
                 <w:b w:val="false"/>
                 <w:bCs w:val="false"/>
                 <w:sz w:val="20"/>
                 <w:szCs w:val="20"/>
                 <w:lang w:val="de-DE"/>
               </w:rPr>
-              <w:t>:</w:t>
+            </w:pPr>
+            <w:r>
+              <w:rPr/>
             </w:r>
           </w:p>
         </w:tc>
@@ -314,152 +316,6 @@
                 <w:szCs w:val="17"/>
                 <w:lang w:val="de-DE"/>
               </w:rPr>
-            </w:r>
-          </w:p>
-        </w:tc>
-      </w:tr>
-      <w:tr>
-        <w:trPr>
-          <w:trHeight w:val="240" w:hRule="atLeast"/>
-        </w:trPr>
-        <w:tc>
-          <w:tcPr>
-            <w:tcW w:w="5502" w:type="dxa"/>
-            <w:tcBorders/>
-            <w:shd w:color="auto" w:fill="auto" w:val="clear"/>
-          </w:tcPr>
-          <w:p>
-            <w:pPr>
-              <w:pStyle w:val="Normal"/>
-              <w:rPr/>
-            </w:pPr>
-            <w:r>
-              <w:rPr/>
-            </w:r>
-          </w:p>
-        </w:tc>
-        <w:tc>
-          <w:tcPr>
-            <w:tcW w:w="2136" w:type="dxa"/>
-            <w:tcBorders/>
-            <w:shd w:color="auto" w:fill="auto" w:val="clear"/>
-          </w:tcPr>
-          <w:p>
-            <w:pPr>
-              <w:pStyle w:val="Normal"/>
-              <w:keepNext w:val="false"/>
-              <w:keepLines w:val="false"/>
-              <w:widowControl/>
-              <w:shd w:val="clear" w:color="auto" w:fill="auto"/>
-              <w:suppressAutoHyphens w:val="true"/>
-              <w:bidi w:val="0"/>
-              <w:spacing w:lineRule="auto" w:line="240" w:before="0" w:after="0"/>
-              <w:ind w:left="0" w:right="0" w:hanging="0"/>
-              <w:jc w:val="left"/>
-              <w:rPr>
-                <w:rFonts w:ascii="Tahoma" w:hAnsi="Tahoma" w:eastAsia="Arial Unicode MS" w:cs="Arial Unicode MS"/>
-                <w:b w:val="false"/>
-                <w:b w:val="false"/>
-                <w:bCs w:val="false"/>
-                <w:i w:val="false"/>
-                <w:i w:val="false"/>
-                <w:iCs w:val="false"/>
-                <w:caps w:val="false"/>
-                <w:smallCaps w:val="false"/>
-                <w:strike w:val="false"/>
-                <w:dstrike w:val="false"/>
-                <w:outline w:val="false"/>
-                <w:emboss w:val="false"/>
-                <w:imprint w:val="false"/>
-                <w:vanish w:val="false"/>
-                <w:color w:val="000000"/>
-                <w:spacing w:val="0"/>
-                <w:w w:val="100"/>
-                <w:kern w:val="0"/>
-                <w:position w:val="0"/>
-                <w:sz w:val="24"/>
-                <w:sz w:val="20"/>
-                <w:szCs w:val="20"/>
-                <w:u w:val="none" w:color="000000"/>
-                <w:vertAlign w:val="baseline"/>
-                <w:lang w:val="en-US" w:eastAsia="en-US" w:bidi="ar-SA"/>
-              </w:rPr>
-            </w:pPr>
-            <w:r>
-              <w:rPr>
-                <w:rFonts w:eastAsia="Arial Unicode MS" w:cs="Arial Unicode MS" w:ascii="Tahoma" w:hAnsi="Tahoma"/>
-                <w:b w:val="false"/>
-                <w:bCs w:val="false"/>
-                <w:i w:val="false"/>
-                <w:iCs w:val="false"/>
-                <w:caps w:val="false"/>
-                <w:smallCaps w:val="false"/>
-                <w:strike w:val="false"/>
-                <w:dstrike w:val="false"/>
-                <w:outline w:val="false"/>
-                <w:emboss w:val="false"/>
-                <w:imprint w:val="false"/>
-                <w:vanish w:val="false"/>
-                <w:color w:val="000000"/>
-                <w:spacing w:val="0"/>
-                <w:w w:val="100"/>
-                <w:kern w:val="0"/>
-                <w:position w:val="0"/>
-                <w:sz w:val="20"/>
-                <w:sz w:val="20"/>
-                <w:szCs w:val="20"/>
-                <w:u w:val="none" w:color="000000"/>
-                <w:vertAlign w:val="baseline"/>
-                <w:lang w:val="en-US" w:eastAsia="en-US" w:bidi="ar-SA"/>
-              </w:rPr>
-              <w:t>Identifiant</w:t>
-            </w:r>
-          </w:p>
-        </w:tc>
-        <w:tc>
-          <w:tcPr>
-            <w:tcW w:w="2114" w:type="dxa"/>
-            <w:gridSpan w:val="2"/>
-            <w:tcBorders/>
-            <w:shd w:color="auto" w:fill="auto" w:val="clear"/>
-          </w:tcPr>
-          <w:p>
-            <w:pPr>
-              <w:pStyle w:val="Normal"/>
-              <w:keepNext w:val="false"/>
-              <w:keepLines w:val="false"/>
-              <w:widowControl/>
-              <w:shd w:val="clear" w:color="auto" w:fill="auto"/>
-              <w:suppressAutoHyphens w:val="true"/>
-              <w:bidi w:val="0"/>
-              <w:spacing w:lineRule="auto" w:line="240" w:before="0" w:after="0"/>
-              <w:ind w:left="0" w:right="0" w:hanging="0"/>
-              <w:jc w:val="left"/>
-              <w:rPr/>
-            </w:pPr>
-            <w:r>
-              <w:rPr>
-                <w:rFonts w:eastAsia="Arial Unicode MS" w:cs="Arial Unicode MS" w:ascii="Tahoma" w:hAnsi="Tahoma"/>
-                <w:b/>
-                <w:bCs/>
-                <w:i w:val="false"/>
-                <w:iCs w:val="false"/>
-                <w:caps w:val="false"/>
-                <w:smallCaps w:val="false"/>
-                <w:strike w:val="false"/>
-                <w:dstrike w:val="false"/>
-                <w:outline w:val="false"/>
-                <w:color w:val="000000"/>
-                <w:spacing w:val="0"/>
-                <w:kern w:val="0"/>
-                <w:position w:val="0"/>
-                <w:sz w:val="20"/>
-                <w:sz w:val="20"/>
-                <w:szCs w:val="20"/>
-                <w:u w:val="none" w:color="000000"/>
-                <w:vertAlign w:val="baseline"/>
-              </w:rPr>
-              <w:t>20180801</w:t>
             </w:r>
           </w:p>
         </w:tc>
@@ -478,19 +334,22 @@
             <w:pPr>
               <w:pStyle w:val="Normal"/>
               <w:tabs>
-                <w:tab w:val="clear" w:pos="708"/>
+                <w:tab w:val="clear" w:pos="720"/>
               </w:tabs>
-              <w:jc w:val="center"/>
-              <w:rPr/>
+              <w:jc w:val="left"/>
+              <w:rPr>
+                <w:rFonts w:ascii="Tahoma" w:hAnsi="Tahoma"/>
+                <w:b w:val="false"/>
+                <w:b w:val="false"/>
+                <w:bCs w:val="false"/>
+                <w:lang w:val="de-DE"/>
+              </w:rPr>
             </w:pPr>
             <w:r>
               <w:rPr>
-                <w:rFonts w:ascii="Tahoma" w:hAnsi="Tahoma"/>
-                <w:b w:val="false"/>
-                <w:bCs w:val="false"/>
-                <w:lang w:val="de-DE"/>
-              </w:rPr>
-              <w:t>Balance des comptes</w:t>
+                <w:sz w:val="20"/>
+                <w:szCs w:val="20"/>
+              </w:rPr>
             </w:r>
           </w:p>
         </w:tc>
@@ -588,7 +447,21 @@
                 <w:rFonts w:ascii="Tahoma" w:hAnsi="Tahoma"/>
                 <w:lang w:val="de-DE"/>
               </w:rPr>
-              <w:t>{from}</w:t>
+              <w:t>{from</w:t>
+            </w:r>
+            <w:r>
+              <w:rPr>
+                <w:rFonts w:ascii="Tahoma" w:hAnsi="Tahoma"/>
+                <w:lang w:val="de-DE"/>
+              </w:rPr>
+              <w:t>Period</w:t>
+            </w:r>
+            <w:r>
+              <w:rPr>
+                <w:rFonts w:ascii="Tahoma" w:hAnsi="Tahoma"/>
+                <w:lang w:val="de-DE"/>
+              </w:rPr>
+              <w:t>}</w:t>
             </w:r>
           </w:p>
         </w:tc>
@@ -606,10 +479,16 @@
           <w:p>
             <w:pPr>
               <w:pStyle w:val="Normal"/>
-              <w:rPr/>
+              <w:rPr>
+                <w:sz w:val="20"/>
+                <w:szCs w:val="20"/>
+              </w:rPr>
             </w:pPr>
             <w:r>
-              <w:rPr/>
+              <w:rPr>
+                <w:sz w:val="20"/>
+                <w:szCs w:val="20"/>
+              </w:rPr>
             </w:r>
           </w:p>
         </w:tc>
@@ -707,7 +586,21 @@
                 <w:rFonts w:ascii="Tahoma" w:hAnsi="Tahoma"/>
                 <w:lang w:val="de-DE"/>
               </w:rPr>
-              <w:t>{to}</w:t>
+              <w:t>{to</w:t>
+            </w:r>
+            <w:r>
+              <w:rPr>
+                <w:rFonts w:ascii="Tahoma" w:hAnsi="Tahoma"/>
+                <w:lang w:val="de-DE"/>
+              </w:rPr>
+              <w:t>Period</w:t>
+            </w:r>
+            <w:r>
+              <w:rPr>
+                <w:rFonts w:ascii="Tahoma" w:hAnsi="Tahoma"/>
+                <w:lang w:val="de-DE"/>
+              </w:rPr>
+              <w:t>}</w:t>
             </w:r>
           </w:p>
         </w:tc>
@@ -725,10 +618,16 @@
           <w:p>
             <w:pPr>
               <w:pStyle w:val="Normal"/>
-              <w:rPr/>
+              <w:rPr>
+                <w:sz w:val="20"/>
+                <w:szCs w:val="20"/>
+              </w:rPr>
             </w:pPr>
             <w:r>
-              <w:rPr/>
+              <w:rPr>
+                <w:sz w:val="20"/>
+                <w:szCs w:val="20"/>
+              </w:rPr>
             </w:r>
           </w:p>
         </w:tc>
@@ -873,7 +772,6 @@
         <w:pStyle w:val="Body"/>
         <w:widowControl w:val="false"/>
         <w:tabs>
-          <w:tab w:val="clear" w:pos="708"/>
           <w:tab w:val="left" w:pos="720" w:leader="none"/>
           <w:tab w:val="left" w:pos="1440" w:leader="none"/>
           <w:tab w:val="left" w:pos="2160" w:leader="none"/>
@@ -898,23 +796,23 @@
       <w:tblPr>
         <w:tblW w:w="9752" w:type="dxa"/>
         <w:jc w:val="left"/>
-        <w:tblInd w:w="111" w:type="dxa"/>
+        <w:tblInd w:w="118" w:type="dxa"/>
         <w:tblCellMar>
           <w:top w:w="0" w:type="dxa"/>
-          <w:left w:w="0" w:type="dxa"/>
+          <w:left w:w="7" w:type="dxa"/>
           <w:bottom w:w="0" w:type="dxa"/>
-          <w:right w:w="0" w:type="dxa"/>
+          <w:right w:w="7" w:type="dxa"/>
         </w:tblCellMar>
       </w:tblPr>
       <w:tblGrid>
         <w:gridCol w:w="739"/>
         <w:gridCol w:w="2777"/>
-        <w:gridCol w:w="911"/>
+        <w:gridCol w:w="912"/>
         <w:gridCol w:w="1074"/>
-        <w:gridCol w:w="908"/>
-        <w:gridCol w:w="1020"/>
+        <w:gridCol w:w="907"/>
+        <w:gridCol w:w="1021"/>
         <w:gridCol w:w="1073"/>
-        <w:gridCol w:w="1248"/>
+        <w:gridCol w:w="1247"/>
       </w:tblGrid>
       <w:tr>
         <w:trPr>
@@ -968,7 +866,7 @@
                 <w:color w:val="000000"/>
                 <w:sz w:val="16"/>
                 <w:szCs w:val="16"/>
-                <w:u w:val="none"/>
+                <w:u w:val="none" w:color="FFFFFF"/>
               </w:rPr>
               <w:t>Nr</w:t>
             </w:r>
@@ -1011,7 +909,7 @@
                 <w:w w:val="100"/>
                 <w:kern w:val="0"/>
                 <w:position w:val="0"/>
-                <w:sz w:val="16"/>
+                <w:sz w:val="20"/>
                 <w:sz w:val="16"/>
                 <w:szCs w:val="16"/>
                 <w:u w:val="none"/>
@@ -1043,7 +941,7 @@
                 <w:sz w:val="16"/>
                 <w:sz w:val="16"/>
                 <w:szCs w:val="16"/>
-                <w:u w:val="none"/>
+                <w:u w:val="none" w:color="FFFFFF"/>
                 <w:vertAlign w:val="baseline"/>
                 <w:lang w:val="de-DE" w:eastAsia="zh-CN" w:bidi="hi-IN"/>
               </w:rPr>
@@ -1053,7 +951,7 @@
         </w:tc>
         <w:tc>
           <w:tcPr>
-            <w:tcW w:w="1985" w:type="dxa"/>
+            <w:tcW w:w="1986" w:type="dxa"/>
             <w:gridSpan w:val="2"/>
             <w:tcBorders>
               <w:top w:val="single" w:sz="6" w:space="0" w:color="000000"/>
@@ -1112,37 +1010,7 @@
                 <w:vertAlign w:val="baseline"/>
                 <w:lang w:val="de-DE" w:eastAsia="zh-CN" w:bidi="hi-IN"/>
               </w:rPr>
-              <w:t>Solde</w:t>
-            </w:r>
-            <w:r>
-              <w:rPr>
-                <w:rFonts w:eastAsia="Arial Unicode MS" w:cs="Arial Unicode MS" w:ascii="Arial" w:hAnsi="Arial"/>
-                <w:b/>
-                <w:bCs/>
-                <w:i w:val="false"/>
-                <w:iCs w:val="false"/>
-                <w:caps w:val="false"/>
-                <w:smallCaps w:val="false"/>
-                <w:strike w:val="false"/>
-                <w:dstrike w:val="false"/>
-                <w:outline w:val="false"/>
-                <w:shadow w:val="false"/>
-                <w:emboss w:val="false"/>
-                <w:imprint w:val="false"/>
-                <w:vanish w:val="false"/>
-                <w:color w:val="000000"/>
-                <w:spacing w:val="0"/>
-                <w:w w:val="100"/>
-                <w:kern w:val="0"/>
-                <w:position w:val="0"/>
-                <w:sz w:val="16"/>
-                <w:sz w:val="16"/>
-                <w:szCs w:val="16"/>
-                <w:u w:val="none" w:color="000000"/>
-                <w:vertAlign w:val="baseline"/>
-                <w:lang w:val="de-DE" w:eastAsia="zh-CN" w:bidi="hi-IN"/>
-              </w:rPr>
-              <w:t xml:space="preserve"> N-1</w:t>
+              <w:t>Solde N-1</w:t>
             </w:r>
           </w:p>
         </w:tc>
@@ -1207,43 +1075,13 @@
                 <w:vertAlign w:val="baseline"/>
                 <w:lang w:val="de-DE" w:eastAsia="zh-CN" w:bidi="hi-IN"/>
               </w:rPr>
-              <w:t>Mouvements</w:t>
-            </w:r>
-            <w:r>
-              <w:rPr>
-                <w:rFonts w:eastAsia="Arial Unicode MS" w:cs="Arial Unicode MS" w:ascii="Arial" w:hAnsi="Arial"/>
-                <w:b/>
-                <w:bCs/>
-                <w:i w:val="false"/>
-                <w:iCs w:val="false"/>
-                <w:caps w:val="false"/>
-                <w:smallCaps w:val="false"/>
-                <w:strike w:val="false"/>
-                <w:dstrike w:val="false"/>
-                <w:outline w:val="false"/>
-                <w:shadow w:val="false"/>
-                <w:emboss w:val="false"/>
-                <w:imprint w:val="false"/>
-                <w:vanish w:val="false"/>
-                <w:color w:val="000000"/>
-                <w:spacing w:val="0"/>
-                <w:w w:val="100"/>
-                <w:kern w:val="0"/>
-                <w:position w:val="0"/>
-                <w:sz w:val="16"/>
-                <w:sz w:val="16"/>
-                <w:szCs w:val="16"/>
-                <w:u w:val="none" w:color="000000"/>
-                <w:vertAlign w:val="baseline"/>
-                <w:lang w:val="de-DE" w:eastAsia="zh-CN" w:bidi="hi-IN"/>
-              </w:rPr>
-              <w:t xml:space="preserve"> N</w:t>
+              <w:t>Mouvements N</w:t>
             </w:r>
           </w:p>
         </w:tc>
         <w:tc>
           <w:tcPr>
-            <w:tcW w:w="2321" w:type="dxa"/>
+            <w:tcW w:w="2320" w:type="dxa"/>
             <w:gridSpan w:val="2"/>
             <w:tcBorders>
               <w:top w:val="single" w:sz="6" w:space="0" w:color="000000"/>
@@ -1289,48 +1127,10 @@
                 <w:color w:val="000000"/>
                 <w:sz w:val="16"/>
                 <w:szCs w:val="16"/>
-                <w:u w:val="none"/>
+                <w:u w:val="none" w:color="FFFFFF"/>
                 <w:lang w:val="de-DE"/>
               </w:rPr>
-              <w:t>S</w:t>
-            </w:r>
-            <w:r>
-              <w:rPr>
-                <w:rFonts w:ascii="Arial" w:hAnsi="Arial"/>
-                <w:b/>
-                <w:bCs/>
-                <w:i w:val="false"/>
-                <w:iCs w:val="false"/>
-                <w:strike w:val="false"/>
-                <w:dstrike w:val="false"/>
-                <w:outline w:val="false"/>
-                <w:shadow w:val="false"/>
-                <w:color w:val="000000"/>
-                <w:sz w:val="16"/>
-                <w:szCs w:val="16"/>
-                <w:u w:val="none"/>
-                <w:lang w:val="de-DE"/>
-              </w:rPr>
-              <w:t>o</w:t>
-            </w:r>
-            <w:r>
-              <w:rPr>
-                <w:rFonts w:ascii="Arial" w:hAnsi="Arial"/>
-                <w:b/>
-                <w:bCs/>
-                <w:i w:val="false"/>
-                <w:iCs w:val="false"/>
-                <w:strike w:val="false"/>
-                <w:dstrike w:val="false"/>
-                <w:outline w:val="false"/>
-                <w:shadow w:val="false"/>
-                <w:color w:val="000000"/>
-                <w:sz w:val="16"/>
-                <w:szCs w:val="16"/>
-                <w:u w:val="none"/>
-                <w:lang w:val="de-DE"/>
-              </w:rPr>
-              <w:t>lde N</w:t>
+              <w:t>Solde N</w:t>
             </w:r>
           </w:p>
         </w:tc>
@@ -1359,19 +1159,7 @@
             </w:pPr>
             <w:r>
               <w:rPr>
-                <w:rFonts w:ascii="Liberation Serif" w:hAnsi="Liberation Serif"/>
-                <w:b w:val="false"/>
-                <w:bCs w:val="false"/>
-                <w:i w:val="false"/>
-                <w:iCs w:val="false"/>
-                <w:strike w:val="false"/>
-                <w:dstrike w:val="false"/>
-                <w:outline w:val="false"/>
-                <w:shadow w:val="false"/>
-                <w:color w:val="000000"/>
-                <w:sz w:val="24"/>
-                <w:szCs w:val="24"/>
-                <w:u w:val="none"/>
+                <w:rFonts w:ascii="Arial" w:hAnsi="Arial"/>
               </w:rPr>
             </w:r>
           </w:p>
@@ -1410,7 +1198,7 @@
                 <w:w w:val="100"/>
                 <w:kern w:val="0"/>
                 <w:position w:val="0"/>
-                <w:sz w:val="24"/>
+                <w:sz w:val="16"/>
                 <w:sz w:val="16"/>
                 <w:szCs w:val="16"/>
                 <w:u w:val="none" w:color="000000"/>
@@ -1420,7 +1208,7 @@
             </w:pPr>
             <w:r>
               <w:rPr>
-                <w:rFonts w:eastAsia="Arial Unicode MS" w:cs="Arial Unicode MS" w:ascii="Liberation Serif" w:hAnsi="Liberation Serif"/>
+                <w:rFonts w:eastAsia="Arial Unicode MS" w:cs="Arial Unicode MS" w:ascii="Arial" w:hAnsi="Arial"/>
                 <w:b w:val="false"/>
                 <w:bCs w:val="false"/>
                 <w:i w:val="false"/>
@@ -1430,7 +1218,6 @@
                 <w:strike w:val="false"/>
                 <w:dstrike w:val="false"/>
                 <w:outline w:val="false"/>
-                <w:shadow w:val="false"/>
                 <w:emboss w:val="false"/>
                 <w:imprint w:val="false"/>
                 <w:vanish w:val="false"/>
@@ -1439,10 +1226,10 @@
                 <w:w w:val="100"/>
                 <w:kern w:val="0"/>
                 <w:position w:val="0"/>
-                <w:sz w:val="24"/>
-                <w:sz w:val="24"/>
-                <w:szCs w:val="24"/>
-                <w:u w:val="none"/>
+                <w:sz w:val="16"/>
+                <w:sz w:val="16"/>
+                <w:szCs w:val="16"/>
+                <w:u w:val="none" w:color="000000"/>
                 <w:vertAlign w:val="baseline"/>
                 <w:lang w:val="de-DE" w:eastAsia="zh-CN" w:bidi="hi-IN"/>
               </w:rPr>
@@ -1451,7 +1238,7 @@
         </w:tc>
         <w:tc>
           <w:tcPr>
-            <w:tcW w:w="911" w:type="dxa"/>
+            <w:tcW w:w="912" w:type="dxa"/>
             <w:tcBorders>
               <w:bottom w:val="single" w:sz="6" w:space="0" w:color="B2B2B2"/>
               <w:right w:val="single" w:sz="6" w:space="0" w:color="B2B2B2"/>
@@ -1575,7 +1362,7 @@
         </w:tc>
         <w:tc>
           <w:tcPr>
-            <w:tcW w:w="908" w:type="dxa"/>
+            <w:tcW w:w="907" w:type="dxa"/>
             <w:tcBorders>
               <w:bottom w:val="single" w:sz="6" w:space="0" w:color="B2B2B2"/>
               <w:right w:val="single" w:sz="6" w:space="0" w:color="B2B2B2"/>
@@ -1637,7 +1424,7 @@
         </w:tc>
         <w:tc>
           <w:tcPr>
-            <w:tcW w:w="1020" w:type="dxa"/>
+            <w:tcW w:w="1021" w:type="dxa"/>
             <w:tcBorders>
               <w:bottom w:val="single" w:sz="6" w:space="0" w:color="B2B2B2"/>
               <w:right w:val="single" w:sz="6" w:space="0" w:color="B2B2B2"/>
@@ -1741,7 +1528,7 @@
                 <w:color w:val="000000"/>
                 <w:sz w:val="16"/>
                 <w:szCs w:val="16"/>
-                <w:u w:val="none"/>
+                <w:u w:val="none" w:color="FFFFFF"/>
               </w:rPr>
               <w:t>Soll</w:t>
             </w:r>
@@ -1749,7 +1536,7 @@
         </w:tc>
         <w:tc>
           <w:tcPr>
-            <w:tcW w:w="1248" w:type="dxa"/>
+            <w:tcW w:w="1247" w:type="dxa"/>
             <w:tcBorders>
               <w:left w:val="single" w:sz="6" w:space="0" w:color="B2B2B2"/>
               <w:bottom w:val="single" w:sz="6" w:space="0" w:color="B2B2B2"/>
@@ -1792,7 +1579,7 @@
                 <w:color w:val="000000"/>
                 <w:sz w:val="16"/>
                 <w:szCs w:val="16"/>
-                <w:u w:val="none"/>
+                <w:u w:val="none" w:color="FFFFFF"/>
               </w:rPr>
               <w:t>Haben</w:t>
             </w:r>
@@ -1838,7 +1625,7 @@
                 <w:color w:val="000000"/>
                 <w:sz w:val="16"/>
                 <w:szCs w:val="16"/>
-                <w:u w:val="none"/>
+                <w:u w:val="none" w:color="FFFFFF"/>
                 <w:lang w:val="en-US"/>
               </w:rPr>
               <w:t>{#</w:t>
@@ -1888,7 +1675,7 @@
                 <w:color w:val="000000"/>
                 <w:sz w:val="16"/>
                 <w:szCs w:val="16"/>
-                <w:u w:val="none"/>
+                <w:u w:val="none" w:color="FFFFFF"/>
                 <w:lang w:val="en-US"/>
               </w:rPr>
               <w:t>}{account}</w:t>
@@ -1929,7 +1716,7 @@
                 <w:color w:val="000000"/>
                 <w:sz w:val="16"/>
                 <w:szCs w:val="16"/>
-                <w:u w:val="none"/>
+                <w:u w:val="none" w:color="FFFFFF"/>
                 <w:lang w:val="en-US"/>
               </w:rPr>
               <w:t>{n</w:t>
@@ -1948,7 +1735,7 @@
                 <w:color w:val="000000"/>
                 <w:sz w:val="16"/>
                 <w:szCs w:val="16"/>
-                <w:u w:val="none"/>
+                <w:u w:val="none" w:color="FFFFFF"/>
                 <w:lang w:val="en-US" w:eastAsia="en-US" w:bidi="ar-SA"/>
               </w:rPr>
               <w:t>ame</w:t>
@@ -1967,7 +1754,7 @@
                 <w:color w:val="000000"/>
                 <w:sz w:val="16"/>
                 <w:szCs w:val="16"/>
-                <w:u w:val="none"/>
+                <w:u w:val="none" w:color="FFFFFF"/>
                 <w:lang w:val="en-US"/>
               </w:rPr>
               <w:t>}</w:t>
@@ -1976,7 +1763,7 @@
         </w:tc>
         <w:tc>
           <w:tcPr>
-            <w:tcW w:w="911" w:type="dxa"/>
+            <w:tcW w:w="912" w:type="dxa"/>
             <w:tcBorders>
               <w:bottom w:val="single" w:sz="6" w:space="0" w:color="B2B2B2"/>
               <w:right w:val="single" w:sz="6" w:space="0" w:color="B2B2B2"/>
@@ -2020,7 +1807,7 @@
                 <w:color w:val="000000"/>
                 <w:sz w:val="16"/>
                 <w:szCs w:val="16"/>
-                <w:u w:val="none"/>
+                <w:u w:val="none" w:color="FFFFFF"/>
                 <w:lang w:val="en-US"/>
               </w:rPr>
               <w:t>{</w:t>
@@ -2069,7 +1856,7 @@
                 <w:color w:val="000000"/>
                 <w:sz w:val="16"/>
                 <w:szCs w:val="16"/>
-                <w:u w:val="none"/>
+                <w:u w:val="none" w:color="FFFFFF"/>
                 <w:lang w:val="en-US"/>
               </w:rPr>
               <w:t>}</w:t>
@@ -2122,7 +1909,7 @@
                 <w:color w:val="000000"/>
                 <w:sz w:val="16"/>
                 <w:szCs w:val="16"/>
-                <w:u w:val="none"/>
+                <w:u w:val="none" w:color="FFFFFF"/>
                 <w:lang w:val="en-US"/>
               </w:rPr>
               <w:t>{</w:t>
@@ -2171,7 +1958,7 @@
                 <w:color w:val="000000"/>
                 <w:sz w:val="16"/>
                 <w:szCs w:val="16"/>
-                <w:u w:val="none"/>
+                <w:u w:val="none" w:color="FFFFFF"/>
                 <w:lang w:val="en-US"/>
               </w:rPr>
               <w:t>}</w:t>
@@ -2180,7 +1967,7 @@
         </w:tc>
         <w:tc>
           <w:tcPr>
-            <w:tcW w:w="908" w:type="dxa"/>
+            <w:tcW w:w="907" w:type="dxa"/>
             <w:tcBorders>
               <w:bottom w:val="single" w:sz="6" w:space="0" w:color="B2B2B2"/>
               <w:right w:val="single" w:sz="6" w:space="0" w:color="B2B2B2"/>
@@ -2224,7 +2011,7 @@
                 <w:color w:val="000000"/>
                 <w:sz w:val="16"/>
                 <w:szCs w:val="16"/>
-                <w:u w:val="none"/>
+                <w:u w:val="none" w:color="FFFFFF"/>
                 <w:lang w:val="en-US"/>
               </w:rPr>
               <w:t>{</w:t>
@@ -2273,7 +2060,7 @@
                 <w:color w:val="000000"/>
                 <w:sz w:val="16"/>
                 <w:szCs w:val="16"/>
-                <w:u w:val="none"/>
+                <w:u w:val="none" w:color="FFFFFF"/>
                 <w:lang w:val="en-US"/>
               </w:rPr>
               <w:t>}</w:t>
@@ -2282,7 +2069,7 @@
         </w:tc>
         <w:tc>
           <w:tcPr>
-            <w:tcW w:w="1020" w:type="dxa"/>
+            <w:tcW w:w="1021" w:type="dxa"/>
             <w:tcBorders>
               <w:bottom w:val="single" w:sz="6" w:space="0" w:color="B2B2B2"/>
               <w:right w:val="single" w:sz="6" w:space="0" w:color="B2B2B2"/>
@@ -2326,7 +2113,7 @@
                 <w:color w:val="000000"/>
                 <w:sz w:val="16"/>
                 <w:szCs w:val="16"/>
-                <w:u w:val="none"/>
+                <w:u w:val="none" w:color="FFFFFF"/>
                 <w:lang w:val="en-US"/>
               </w:rPr>
               <w:t>{</w:t>
@@ -2375,7 +2162,7 @@
                 <w:color w:val="000000"/>
                 <w:sz w:val="16"/>
                 <w:szCs w:val="16"/>
-                <w:u w:val="none"/>
+                <w:u w:val="none" w:color="FFFFFF"/>
                 <w:lang w:val="en-US"/>
               </w:rPr>
               <w:t>}</w:t>
@@ -2427,7 +2214,7 @@
                 <w:color w:val="000000"/>
                 <w:sz w:val="16"/>
                 <w:szCs w:val="16"/>
-                <w:u w:val="none"/>
+                <w:u w:val="none" w:color="FFFFFF"/>
                 <w:lang w:val="en-US"/>
               </w:rPr>
               <w:t>{</w:t>
@@ -2476,7 +2263,7 @@
                 <w:color w:val="000000"/>
                 <w:sz w:val="16"/>
                 <w:szCs w:val="16"/>
-                <w:u w:val="none"/>
+                <w:u w:val="none" w:color="FFFFFF"/>
                 <w:lang w:val="en-US"/>
               </w:rPr>
               <w:t>}</w:t>
@@ -2495,7 +2282,7 @@
                 <w:color w:val="000000"/>
                 <w:sz w:val="16"/>
                 <w:szCs w:val="16"/>
-                <w:u w:val="none"/>
+                <w:u w:val="none" w:color="FFFFFF"/>
                 <w:lang w:val="de-DE"/>
               </w:rPr>
               <w:t xml:space="preserve"> </w:t>
@@ -2504,7 +2291,7 @@
         </w:tc>
         <w:tc>
           <w:tcPr>
-            <w:tcW w:w="1248" w:type="dxa"/>
+            <w:tcW w:w="1247" w:type="dxa"/>
             <w:tcBorders>
               <w:left w:val="single" w:sz="6" w:space="0" w:color="B2B2B2"/>
               <w:bottom w:val="single" w:sz="6" w:space="0" w:color="B2B2B2"/>
@@ -2548,7 +2335,7 @@
                 <w:color w:val="000000"/>
                 <w:sz w:val="16"/>
                 <w:szCs w:val="16"/>
-                <w:u w:val="none"/>
+                <w:u w:val="none" w:color="FFFFFF"/>
                 <w:lang w:val="en-US"/>
               </w:rPr>
               <w:t>{</w:t>
@@ -2597,7 +2384,7 @@
                 <w:color w:val="000000"/>
                 <w:sz w:val="16"/>
                 <w:szCs w:val="16"/>
-                <w:u w:val="none"/>
+                <w:u w:val="none" w:color="FFFFFF"/>
                 <w:lang w:val="en-US"/>
               </w:rPr>
               <w:t>}{/</w:t>
@@ -2646,7 +2433,7 @@
                 <w:color w:val="000000"/>
                 <w:sz w:val="16"/>
                 <w:szCs w:val="16"/>
-                <w:u w:val="none"/>
+                <w:u w:val="none" w:color="FFFFFF"/>
                 <w:lang w:val="en-US"/>
               </w:rPr>
               <w:t>}</w:t>
@@ -2706,14 +2493,14 @@
                 <w:color w:val="000000"/>
                 <w:sz w:val="24"/>
                 <w:szCs w:val="24"/>
-                <w:u w:val="none"/>
+                <w:u w:val="none" w:color="FFFFFF"/>
               </w:rPr>
             </w:r>
           </w:p>
         </w:tc>
         <w:tc>
           <w:tcPr>
-            <w:tcW w:w="7763" w:type="dxa"/>
+            <w:tcW w:w="7764" w:type="dxa"/>
             <w:gridSpan w:val="6"/>
             <w:tcBorders>
               <w:top w:val="double" w:sz="2" w:space="0" w:color="000000"/>
@@ -2759,7 +2546,7 @@
                 <w:color w:val="000000"/>
                 <w:sz w:val="16"/>
                 <w:szCs w:val="16"/>
-                <w:u w:val="none"/>
+                <w:u w:val="none" w:color="FFFFFF"/>
                 <w:lang w:val="de-DE"/>
               </w:rPr>
               <w:t xml:space="preserve">Gesamt </w:t>
@@ -2768,7 +2555,7 @@
         </w:tc>
         <w:tc>
           <w:tcPr>
-            <w:tcW w:w="1248" w:type="dxa"/>
+            <w:tcW w:w="1247" w:type="dxa"/>
             <w:tcBorders>
               <w:top w:val="double" w:sz="2" w:space="0" w:color="000000"/>
               <w:left w:val="single" w:sz="6" w:space="0" w:color="B2B2B2"/>
@@ -2967,7 +2754,7 @@
               <wp:positionV relativeFrom="page">
                 <wp:posOffset>247650</wp:posOffset>
               </wp:positionV>
-              <wp:extent cx="2379980" cy="185420"/>
+              <wp:extent cx="2380615" cy="186055"/>
               <wp:effectExtent l="0" t="0" r="0" b="0"/>
               <wp:wrapNone/>
               <wp:docPr id="1" name="officeArt object"/>
@@ -2978,7 +2765,7 @@
                     <wps:spPr>
                       <a:xfrm>
                         <a:off x="0" y="0"/>
-                        <a:ext cx="2379240" cy="184680"/>
+                        <a:ext cx="2379960" cy="185400"/>
                       </a:xfrm>
                       <a:prstGeom prst="rect">
                         <a:avLst/>
@@ -3024,7 +2811,7 @@
         </mc:Choice>
         <mc:Fallback>
           <w:pict>
-            <v:rect id="shape_0" ID="officeArt object" stroked="f" style="position:absolute;margin-left:50.4pt;margin-top:19.5pt;width:187.3pt;height:14.5pt;mso-position-horizontal-relative:page;mso-position-vertical-relative:page">
+            <v:rect id="shape_0" ID="officeArt object" stroked="f" style="position:absolute;margin-left:50.4pt;margin-top:19.5pt;width:187.35pt;height:14.55pt;mso-position-horizontal-relative:page;mso-position-vertical-relative:page">
               <w10:wrap type="square"/>
               <v:fill o:detectmouseclick="t" on="false"/>
               <v:stroke color="#3465a4" weight="12600" joinstyle="round" endcap="flat"/>
@@ -3062,7 +2849,7 @@
               <wp:positionV relativeFrom="page">
                 <wp:posOffset>182880</wp:posOffset>
               </wp:positionV>
-              <wp:extent cx="2208530" cy="779145"/>
+              <wp:extent cx="2209165" cy="779780"/>
               <wp:effectExtent l="0" t="0" r="0" b="0"/>
               <wp:wrapNone/>
               <wp:docPr id="3" name="officeArt object"/>
@@ -3073,7 +2860,7 @@
                     <wpg:grpSpPr>
                       <a:xfrm>
                         <a:off x="0" y="0"/>
-                        <a:ext cx="2207880" cy="778680"/>
+                        <a:ext cx="2208600" cy="779040"/>
                       </a:xfrm>
                     </wpg:grpSpPr>
                     <wps:wsp>
@@ -3081,7 +2868,7 @@
                       <wps:spPr>
                         <a:xfrm>
                           <a:off x="0" y="0"/>
-                          <a:ext cx="2207880" cy="778680"/>
+                          <a:ext cx="2208600" cy="779040"/>
                         </a:xfrm>
                         <a:prstGeom prst="rect">
                           <a:avLst/>
@@ -3113,7 +2900,7 @@
                       <pic:spPr>
                         <a:xfrm>
                           <a:off x="0" y="0"/>
-                          <a:ext cx="2207880" cy="778680"/>
+                          <a:ext cx="2208600" cy="779040"/>
                         </a:xfrm>
                         <a:prstGeom prst="rect">
                           <a:avLst/>
@@ -3131,8 +2918,8 @@
         </mc:Choice>
         <mc:Fallback>
           <w:pict>
-            <v:group id="shape_0" alt="officeArt object" style="position:absolute;margin-left:381.6pt;margin-top:14.4pt;width:173.85pt;height:61.3pt" coordorigin="7632,288" coordsize="3477,1226">
-              <v:rect id="shape_0" fillcolor="white" stroked="f" style="position:absolute;left:7632;top:288;width:3476;height:1225;mso-position-horizontal-relative:page;mso-position-vertical-relative:page">
+            <v:group id="shape_0" alt="officeArt object" style="position:absolute;margin-left:381.6pt;margin-top:14.4pt;width:173.9pt;height:61.35pt" coordorigin="7632,288" coordsize="3478,1227">
+              <v:rect id="shape_0" fillcolor="white" stroked="f" style="position:absolute;left:7632;top:288;width:3477;height:1226;mso-position-horizontal-relative:page;mso-position-vertical-relative:page">
                 <w10:wrap type="none"/>
                 <v:fill o:detectmouseclick="t" type="solid" color2="black"/>
                 <v:stroke color="#3465a4" weight="12600" joinstyle="round" endcap="flat"/>
@@ -3156,7 +2943,7 @@
                 <v:path o:extrusionok="f" gradientshapeok="t" o:connecttype="rect"/>
                 <o:lock v:ext="edit" aspectratio="t"/>
               </v:shapetype>
-              <v:shape id="shape_0" ID="image.png" stroked="f" style="position:absolute;left:7632;top:288;width:3476;height:1225;mso-position-horizontal-relative:page;mso-position-vertical-relative:page" type="shapetype_75">
+              <v:shape id="shape_0" ID="image.png" stroked="f" style="position:absolute;left:7632;top:288;width:3477;height:1226;mso-position-horizontal-relative:page;mso-position-vertical-relative:page" type="shapetype_75">
                 <v:imagedata r:id="rId1" o:detectmouseclick="t"/>
                 <w10:wrap type="none"/>
                 <v:stroke color="#3465a4" weight="12600" joinstyle="round" endcap="flat"/>
@@ -3176,7 +2963,7 @@
               <wp:positionV relativeFrom="page">
                 <wp:posOffset>20256500</wp:posOffset>
               </wp:positionV>
-              <wp:extent cx="6132830" cy="1270"/>
+              <wp:extent cx="6133465" cy="1270"/>
               <wp:effectExtent l="0" t="0" r="0" b="0"/>
               <wp:wrapNone/>
               <wp:docPr id="4" name="officeArt object"/>
@@ -3187,7 +2974,7 @@
                     <wps:spPr>
                       <a:xfrm>
                         <a:off x="0" y="0"/>
-                        <a:ext cx="6132240" cy="0"/>
+                        <a:ext cx="6132960" cy="0"/>
                       </a:xfrm>
                       <a:prstGeom prst="line">
                         <a:avLst/>
@@ -3214,7 +3001,7 @@
         </mc:Choice>
         <mc:Fallback>
           <w:pict>
-            <v:line id="shape_0" from="43.45pt,1595pt" to="526.25pt,1595pt" ID="officeArt object" stroked="t" style="position:absolute;mso-position-horizontal-relative:page;mso-position-vertical-relative:page">
+            <v:line id="shape_0" from="43.45pt,1595pt" to="526.3pt,1595pt" ID="officeArt object" stroked="t" style="position:absolute;mso-position-horizontal-relative:page;mso-position-vertical-relative:page">
               <v:stroke color="black" weight="9360" joinstyle="miter" endcap="square"/>
               <v:fill o:detectmouseclick="t" on="false"/>
             </v:line>
@@ -3232,7 +3019,7 @@
               <wp:positionV relativeFrom="page">
                 <wp:posOffset>19887565</wp:posOffset>
               </wp:positionV>
-              <wp:extent cx="1922780" cy="490220"/>
+              <wp:extent cx="1923415" cy="490855"/>
               <wp:effectExtent l="0" t="0" r="0" b="0"/>
               <wp:wrapNone/>
               <wp:docPr id="5" name="officeArt object"/>
@@ -3243,7 +3030,7 @@
                     <wps:spPr>
                       <a:xfrm>
                         <a:off x="0" y="0"/>
-                        <a:ext cx="1922040" cy="489600"/>
+                        <a:ext cx="1922760" cy="490320"/>
                       </a:xfrm>
                       <a:prstGeom prst="rect">
                         <a:avLst/>
@@ -3329,7 +3116,7 @@
         </mc:Choice>
         <mc:Fallback>
           <w:pict>
-            <v:rect id="shape_0" ID="officeArt object" fillcolor="white" stroked="f" style="position:absolute;margin-left:151.2pt;margin-top:1565.95pt;width:151.3pt;height:38.5pt;mso-position-horizontal-relative:page;mso-position-vertical-relative:page">
+            <v:rect id="shape_0" ID="officeArt object" fillcolor="white" stroked="f" style="position:absolute;margin-left:151.2pt;margin-top:1565.95pt;width:151.35pt;height:38.55pt;mso-position-horizontal-relative:page;mso-position-vertical-relative:page">
               <w10:wrap type="square"/>
               <v:fill o:detectmouseclick="t" type="solid" color2="black"/>
               <v:stroke color="#3465a4" weight="12600" joinstyle="round" endcap="flat"/>
@@ -3405,7 +3192,7 @@
               <wp:positionV relativeFrom="page">
                 <wp:posOffset>19887565</wp:posOffset>
               </wp:positionV>
-              <wp:extent cx="1465580" cy="463550"/>
+              <wp:extent cx="1466215" cy="464185"/>
               <wp:effectExtent l="0" t="0" r="0" b="0"/>
               <wp:wrapNone/>
               <wp:docPr id="7" name="officeArt object"/>
@@ -3416,7 +3203,7 @@
                     <wps:spPr>
                       <a:xfrm>
                         <a:off x="0" y="0"/>
-                        <a:ext cx="1464840" cy="462960"/>
+                        <a:ext cx="1465560" cy="463680"/>
                       </a:xfrm>
                       <a:prstGeom prst="rect">
                         <a:avLst/>
@@ -3502,7 +3289,7 @@
         </mc:Choice>
         <mc:Fallback>
           <w:pict>
-            <v:rect id="shape_0" ID="officeArt object" fillcolor="white" stroked="f" style="position:absolute;margin-left:324pt;margin-top:1565.95pt;width:115.3pt;height:36.4pt;mso-position-horizontal-relative:page;mso-position-vertical-relative:page">
+            <v:rect id="shape_0" ID="officeArt object" fillcolor="white" stroked="f" style="position:absolute;margin-left:324pt;margin-top:1565.95pt;width:115.35pt;height:36.45pt;mso-position-horizontal-relative:page;mso-position-vertical-relative:page">
               <w10:wrap type="square"/>
               <v:fill o:detectmouseclick="t" type="solid" color2="black"/>
               <v:stroke color="#3465a4" weight="12600" joinstyle="round" endcap="flat"/>
@@ -3578,7 +3365,7 @@
               <wp:positionV relativeFrom="page">
                 <wp:posOffset>19887565</wp:posOffset>
               </wp:positionV>
-              <wp:extent cx="1194435" cy="429260"/>
+              <wp:extent cx="1195070" cy="429895"/>
               <wp:effectExtent l="0" t="0" r="0" b="0"/>
               <wp:wrapNone/>
               <wp:docPr id="9" name="officeArt object"/>
@@ -3589,7 +3376,7 @@
                     <wps:spPr>
                       <a:xfrm>
                         <a:off x="0" y="0"/>
-                        <a:ext cx="1193760" cy="428760"/>
+                        <a:ext cx="1194480" cy="429120"/>
                       </a:xfrm>
                       <a:prstGeom prst="rect">
                         <a:avLst/>
@@ -3675,7 +3462,7 @@
         </mc:Choice>
         <mc:Fallback>
           <w:pict>
-            <v:rect id="shape_0" ID="officeArt object" fillcolor="white" stroked="f" style="position:absolute;margin-left:432pt;margin-top:1565.95pt;width:93.95pt;height:33.7pt;mso-position-horizontal-relative:page;mso-position-vertical-relative:page">
+            <v:rect id="shape_0" ID="officeArt object" fillcolor="white" stroked="f" style="position:absolute;margin-left:432pt;margin-top:1565.95pt;width:94pt;height:33.75pt;mso-position-horizontal-relative:page;mso-position-vertical-relative:page">
               <w10:wrap type="square"/>
               <v:fill o:detectmouseclick="t" type="solid" color2="black"/>
               <v:stroke color="#3465a4" weight="12600" joinstyle="round" endcap="flat"/>
@@ -3751,7 +3538,7 @@
               <wp:positionV relativeFrom="page">
                 <wp:posOffset>19935825</wp:posOffset>
               </wp:positionV>
-              <wp:extent cx="1242695" cy="463550"/>
+              <wp:extent cx="1243330" cy="464185"/>
               <wp:effectExtent l="0" t="0" r="0" b="0"/>
               <wp:wrapNone/>
               <wp:docPr id="11" name="officeArt object"/>
@@ -3762,7 +3549,7 @@
                     <wps:spPr>
                       <a:xfrm>
                         <a:off x="0" y="0"/>
-                        <a:ext cx="1242000" cy="462960"/>
+                        <a:ext cx="1242720" cy="463680"/>
                       </a:xfrm>
                       <a:prstGeom prst="rect">
                         <a:avLst/>
@@ -3848,7 +3635,7 @@
         </mc:Choice>
         <mc:Fallback>
           <w:pict>
-            <v:rect id="shape_0" ID="officeArt object" fillcolor="white" stroked="f" style="position:absolute;margin-left:49.05pt;margin-top:1569.75pt;width:97.75pt;height:36.4pt;mso-position-horizontal-relative:page;mso-position-vertical-relative:page">
+            <v:rect id="shape_0" ID="officeArt object" fillcolor="white" stroked="f" style="position:absolute;margin-left:49.05pt;margin-top:1569.75pt;width:97.8pt;height:36.45pt;mso-position-horizontal-relative:page;mso-position-vertical-relative:page">
               <w10:wrap type="square"/>
               <v:fill o:detectmouseclick="t" type="solid" color2="black"/>
               <v:stroke color="#3465a4" weight="12600" joinstyle="round" endcap="flat"/>
@@ -3924,7 +3711,7 @@
               <wp:positionV relativeFrom="page">
                 <wp:posOffset>9701530</wp:posOffset>
               </wp:positionV>
-              <wp:extent cx="6132830" cy="1270"/>
+              <wp:extent cx="6133465" cy="1270"/>
               <wp:effectExtent l="0" t="0" r="0" b="0"/>
               <wp:wrapNone/>
               <wp:docPr id="13" name="officeArt object"/>
@@ -3935,7 +3722,7 @@
                     <wps:spPr>
                       <a:xfrm>
                         <a:off x="0" y="0"/>
-                        <a:ext cx="6132240" cy="0"/>
+                        <a:ext cx="6132960" cy="0"/>
                       </a:xfrm>
                       <a:prstGeom prst="line">
                         <a:avLst/>
@@ -3962,7 +3749,7 @@
         </mc:Choice>
         <mc:Fallback>
           <w:pict>
-            <v:line id="shape_0" from="57.6pt,763.9pt" to="540.4pt,763.9pt" ID="officeArt object" stroked="t" style="position:absolute;mso-position-horizontal-relative:page;mso-position-vertical-relative:page">
+            <v:line id="shape_0" from="57.6pt,763.9pt" to="540.45pt,763.9pt" ID="officeArt object" stroked="t" style="position:absolute;mso-position-horizontal-relative:page;mso-position-vertical-relative:page">
               <v:stroke color="black" weight="9360" joinstyle="miter" endcap="square"/>
               <v:fill o:detectmouseclick="t" on="false"/>
             </v:line>
@@ -4011,7 +3798,7 @@
     <w:pPr>
       <w:pStyle w:val="Standard"/>
       <w:tabs>
-        <w:tab w:val="clear" w:pos="708"/>
+        <w:tab w:val="clear" w:pos="720"/>
         <w:tab w:val="right" w:pos="9639" w:leader="none"/>
       </w:tabs>
       <w:bidi w:val="0"/>
@@ -4166,7 +3953,7 @@
       <w:widowControl/>
       <w:shd w:val="clear" w:color="auto" w:fill="auto"/>
       <w:tabs>
-        <w:tab w:val="clear" w:pos="708"/>
+        <w:tab w:val="clear" w:pos="720"/>
         <w:tab w:val="center" w:pos="4536" w:leader="none"/>
         <w:tab w:val="right" w:pos="9072" w:leader="none"/>
       </w:tabs>
@@ -4214,7 +4001,7 @@
       <w:widowControl/>
       <w:shd w:val="clear" w:color="auto" w:fill="auto"/>
       <w:tabs>
-        <w:tab w:val="clear" w:pos="708"/>
+        <w:tab w:val="clear" w:pos="720"/>
         <w:tab w:val="right" w:pos="9639" w:leader="none"/>
       </w:tabs>
       <w:suppressAutoHyphens w:val="true"/>
@@ -4303,7 +4090,7 @@
       <w:widowControl/>
       <w:shd w:val="clear" w:color="auto" w:fill="auto"/>
       <w:tabs>
-        <w:tab w:val="clear" w:pos="708"/>
+        <w:tab w:val="clear" w:pos="720"/>
         <w:tab w:val="center" w:pos="4536" w:leader="none"/>
         <w:tab w:val="right" w:pos="9072" w:leader="none"/>
       </w:tabs>
